--- a/סיכום/מפרט טכני עדכני.docx
+++ b/סיכום/מפרט טכני עדכני.docx
@@ -1053,7 +1053,7 @@
                     </pic:cNvPicPr>
                   </pic:nvPicPr>
                   <pic:blipFill>
-                    <a:blip r:embed="rId6">
+                    <a:blip r:embed="rId8">
                       <a:extLst>
                         <a:ext uri="{28A0092B-C50C-407E-A947-70E740481C1C}">
                           <a14:useLocalDpi xmlns:a14="http://schemas.microsoft.com/office/drawing/2010/main" val="0"/>
@@ -1165,21 +1165,27 @@
         </w:rPr>
         <w:t xml:space="preserve">, </w:t>
       </w:r>
-      <w:proofErr w:type="spellStart"/>
-      <w:r>
-        <w:rPr>
-          <w:rtl/>
-          <w:lang w:bidi="he-IL"/>
-        </w:rPr>
-        <w:t>המיקרובקר</w:t>
-      </w:r>
-      <w:proofErr w:type="spellEnd"/>
-      <w:r>
-        <w:rPr>
-          <w:rtl/>
-          <w:lang w:bidi="he-IL"/>
-        </w:rPr>
-        <w:t xml:space="preserve"> שולח דגל (סימון) למחשב דרך התקשורת הסריאלית על מנת להפעיל את הסאונד</w:t>
+      <w:r>
+        <w:rPr>
+          <w:rtl/>
+          <w:lang w:bidi="he-IL"/>
+        </w:rPr>
+        <w:t>המיקרו</w:t>
+      </w:r>
+      <w:r>
+        <w:rPr>
+          <w:rFonts w:hint="cs"/>
+          <w:rtl/>
+          <w:lang w:bidi="he-IL"/>
+        </w:rPr>
+        <w:t>-</w:t>
+      </w:r>
+      <w:r>
+        <w:rPr>
+          <w:rtl/>
+          <w:lang w:bidi="he-IL"/>
+        </w:rPr>
+        <w:t>בקר שולח דגל (סימון) למחשב דרך התקשורת הסריאלית על מנת להפעיל את הסאונד</w:t>
       </w:r>
       <w:r>
         <w:rPr>
@@ -1189,6 +1195,14 @@
       </w:r>
       <w:r>
         <w:rPr>
+          <w:rFonts w:hint="cs"/>
+          <w:rtl/>
+          <w:lang w:bidi="he-IL"/>
+        </w:rPr>
+        <w:t xml:space="preserve"> </w:t>
+      </w:r>
+      <w:r>
+        <w:rPr>
           <w:rtl/>
           <w:lang w:bidi="he-IL"/>
         </w:rPr>
@@ -1198,7 +1212,19 @@
         <w:rPr>
           <w:lang w:val="en-US" w:bidi="he-IL"/>
         </w:rPr>
-        <w:t xml:space="preserve">-Arduino </w:t>
+        <w:t xml:space="preserve"> </w:t>
+      </w:r>
+      <w:r>
+        <w:rPr>
+          <w:lang w:val="en-US" w:bidi="he-IL"/>
+        </w:rPr>
+        <w:t xml:space="preserve">Arduino </w:t>
+      </w:r>
+      <w:r>
+        <w:rPr>
+          <w:lang w:val="en-US" w:bidi="he-IL"/>
+        </w:rPr>
+        <w:t>-</w:t>
       </w:r>
       <w:r>
         <w:rPr>
@@ -1220,6 +1246,14 @@
           <w:lang w:bidi="he-IL"/>
         </w:rPr>
         <w:t>.</w:t>
+      </w:r>
+      <w:r>
+        <w:rPr>
+          <w:rFonts w:hint="cs"/>
+          <w:rtl/>
+          <w:lang w:bidi="he-IL"/>
+        </w:rPr>
+        <w:t xml:space="preserve"> </w:t>
       </w:r>
       <w:r>
         <w:rPr>
@@ -1462,9 +1496,23 @@
       </w:r>
       <w:r>
         <w:rPr>
-          <w:lang w:bidi="he-IL"/>
-        </w:rPr>
-        <w:t xml:space="preserve">-Arduino </w:t>
+          <w:rFonts w:hint="cs"/>
+          <w:rtl/>
+          <w:lang w:bidi="he-IL"/>
+        </w:rPr>
+        <w:t>-</w:t>
+      </w:r>
+      <w:r>
+        <w:rPr>
+          <w:lang w:bidi="he-IL"/>
+        </w:rPr>
+        <w:t xml:space="preserve"> </w:t>
+      </w:r>
+      <w:r>
+        <w:rPr>
+          <w:lang w:bidi="he-IL"/>
+        </w:rPr>
+        <w:t xml:space="preserve">Arduino </w:t>
       </w:r>
       <w:r>
         <w:rPr>
@@ -1937,7 +1985,7 @@
                     <pic:cNvPicPr/>
                   </pic:nvPicPr>
                   <pic:blipFill>
-                    <a:blip r:embed="rId7" cstate="print">
+                    <a:blip r:embed="rId9" cstate="print">
                       <a:extLst>
                         <a:ext uri="{28A0092B-C50C-407E-A947-70E740481C1C}">
                           <a14:useLocalDpi xmlns:a14="http://schemas.microsoft.com/office/drawing/2010/main" val="0"/>
@@ -2073,7 +2121,7 @@
                     </pic:cNvPicPr>
                   </pic:nvPicPr>
                   <pic:blipFill rotWithShape="1">
-                    <a:blip r:embed="rId8" cstate="print">
+                    <a:blip r:embed="rId10" cstate="print">
                       <a:extLst>
                         <a:ext uri="{28A0092B-C50C-407E-A947-70E740481C1C}">
                           <a14:useLocalDpi xmlns:a14="http://schemas.microsoft.com/office/drawing/2010/main" val="0"/>
@@ -2764,7 +2812,7 @@
                     </pic:cNvPicPr>
                   </pic:nvPicPr>
                   <pic:blipFill>
-                    <a:blip r:embed="rId9">
+                    <a:blip r:embed="rId11">
                       <a:extLst>
                         <a:ext uri="{28A0092B-C50C-407E-A947-70E740481C1C}">
                           <a14:useLocalDpi xmlns:a14="http://schemas.microsoft.com/office/drawing/2010/main" val="0"/>
@@ -2928,7 +2976,7 @@
                     </pic:cNvPicPr>
                   </pic:nvPicPr>
                   <pic:blipFill rotWithShape="1">
-                    <a:blip r:embed="rId10" cstate="print">
+                    <a:blip r:embed="rId12" cstate="print">
                       <a:extLst>
                         <a:ext uri="{28A0092B-C50C-407E-A947-70E740481C1C}">
                           <a14:useLocalDpi xmlns:a14="http://schemas.microsoft.com/office/drawing/2010/main" val="0"/>
@@ -3076,69 +3124,22 @@
           <w:b/>
           <w:bCs/>
         </w:rPr>
-        <w:t xml:space="preserve">DC </w:t>
-      </w:r>
-      <w:proofErr w:type="spellStart"/>
-      <w:proofErr w:type="gramStart"/>
+        <w:t>DC Supply</w:t>
+      </w:r>
       <w:r>
         <w:rPr>
           <w:b/>
           <w:bCs/>
-        </w:rPr>
-        <w:t>Supply</w:t>
-      </w:r>
-      <w:proofErr w:type="spellEnd"/>
-      <w:r>
-        <w:rPr>
-          <w:b/>
-          <w:bCs/>
           <w:rtl/>
         </w:rPr>
         <w:t>:</w:t>
       </w:r>
-      <w:proofErr w:type="gramEnd"/>
-      <w:r>
-        <w:rPr>
-          <w:rtl/>
-        </w:rPr>
-        <w:t xml:space="preserve"> </w:t>
-      </w:r>
-      <w:proofErr w:type="spellStart"/>
-      <w:r>
-        <w:rPr>
-          <w:rtl/>
-        </w:rPr>
-        <w:t>הספקת</w:t>
-      </w:r>
-      <w:proofErr w:type="spellEnd"/>
-      <w:r>
-        <w:rPr>
-          <w:rtl/>
-        </w:rPr>
-        <w:t xml:space="preserve"> </w:t>
-      </w:r>
-      <w:proofErr w:type="spellStart"/>
-      <w:r>
-        <w:rPr>
-          <w:rtl/>
-        </w:rPr>
-        <w:t>מתח</w:t>
-      </w:r>
-      <w:proofErr w:type="spellEnd"/>
-      <w:r>
-        <w:rPr>
-          <w:rtl/>
-        </w:rPr>
-        <w:t xml:space="preserve"> </w:t>
-      </w:r>
-      <w:proofErr w:type="spellStart"/>
-      <w:r>
-        <w:rPr>
-          <w:rtl/>
-        </w:rPr>
-        <w:t>למחשב</w:t>
-      </w:r>
-      <w:proofErr w:type="spellEnd"/>
+      <w:r>
+        <w:rPr>
+          <w:rtl/>
+        </w:rPr>
+        <w:t xml:space="preserve"> הספקת מתח למחשב</w:t>
+      </w:r>
     </w:p>
     <w:p>
       <w:pPr>
@@ -3160,30 +3161,8 @@
         <w:rPr>
           <w:rtl/>
         </w:rPr>
-        <w:t xml:space="preserve"> :  </w:t>
-      </w:r>
-      <w:proofErr w:type="spellStart"/>
-      <w:r>
-        <w:rPr>
-          <w:rtl/>
-        </w:rPr>
-        <w:t>חיבור</w:t>
-      </w:r>
-      <w:proofErr w:type="spellEnd"/>
-      <w:r>
-        <w:rPr>
-          <w:rtl/>
-        </w:rPr>
-        <w:t xml:space="preserve"> </w:t>
-      </w:r>
-      <w:proofErr w:type="spellStart"/>
-      <w:r>
-        <w:rPr>
-          <w:rtl/>
-        </w:rPr>
-        <w:t>למסך</w:t>
-      </w:r>
-      <w:proofErr w:type="spellEnd"/>
+        <w:t xml:space="preserve"> :  חיבור למסך</w:t>
+      </w:r>
     </w:p>
     <w:p>
       <w:pPr>
@@ -3307,7 +3286,6 @@
         </w:rPr>
         <w:t xml:space="preserve">Aux </w:t>
       </w:r>
-      <w:proofErr w:type="gramStart"/>
       <w:r>
         <w:rPr>
           <w:b/>
@@ -3332,7 +3310,6 @@
         </w:rPr>
         <w:t>:</w:t>
       </w:r>
-      <w:proofErr w:type="gramEnd"/>
       <w:r>
         <w:rPr>
           <w:rtl/>
@@ -3389,23 +3366,7 @@
           <w:rtl/>
           <w:lang w:bidi="he-IL"/>
         </w:rPr>
-        <w:t xml:space="preserve">: הספקת מתח לארדואינו וקבלת הודעות </w:t>
-      </w:r>
-      <w:proofErr w:type="spellStart"/>
-      <w:r>
-        <w:rPr>
-          <w:rtl/>
-          <w:lang w:bidi="he-IL"/>
-        </w:rPr>
-        <w:t>מהארדואינו</w:t>
-      </w:r>
-      <w:proofErr w:type="spellEnd"/>
-      <w:r>
-        <w:rPr>
-          <w:rtl/>
-          <w:lang w:bidi="he-IL"/>
-        </w:rPr>
-        <w:t xml:space="preserve"> למחשב דרך התקשורת הטורית שמעובדים בעזרת </w:t>
+        <w:t xml:space="preserve">: הספקת מתח לארדואינו וקבלת הודעות מהארדואינו למחשב דרך התקשורת הטורית שמעובדים בעזרת </w:t>
       </w:r>
       <w:r>
         <w:rPr>
@@ -3539,7 +3500,7 @@
         </w:rPr>
         <w:t xml:space="preserve"> מתח גבוה כדוגמת </w:t>
       </w:r>
-      <w:hyperlink r:id="rId11" w:tooltip="https://aliexpress.com/item/32968768040.html" w:history="1">
+      <w:hyperlink r:id="rId13" w:tooltip="https://aliexpress.com/item/32968768040.html" w:history="1">
         <w:r>
           <w:rPr>
             <w:rStyle w:val="Hyperlink"/>
@@ -3671,7 +3632,7 @@
                     </pic:cNvPicPr>
                   </pic:nvPicPr>
                   <pic:blipFill>
-                    <a:blip r:embed="rId12">
+                    <a:blip r:embed="rId14">
                       <a:extLst>
                         <a:ext uri="{28A0092B-C50C-407E-A947-70E740481C1C}">
                           <a14:useLocalDpi xmlns:a14="http://schemas.microsoft.com/office/drawing/2010/main" val="0"/>
@@ -3743,7 +3704,7 @@
                     </pic:cNvPicPr>
                   </pic:nvPicPr>
                   <pic:blipFill rotWithShape="1">
-                    <a:blip r:embed="rId13" cstate="print">
+                    <a:blip r:embed="rId15" cstate="print">
                       <a:extLst>
                         <a:ext uri="{28A0092B-C50C-407E-A947-70E740481C1C}">
                           <a14:useLocalDpi xmlns:a14="http://schemas.microsoft.com/office/drawing/2010/main" val="0"/>
@@ -3788,7 +3749,7 @@
           <w:rtl/>
           <w:lang w:val="en-US" w:bidi="he-IL"/>
         </w:rPr>
-        <w:t>כדי שהמודול לא יישרף בהפעלה של מתח של 12 וולט ולא יהיו בו ניצוצות פנימיים  יצקתי אותו באפוקסי מיוחד לבידוד חשמלי.</w:t>
+        <w:t>כדי שהמודול לא יישרף בהפעלה של מתח של 12 וולט ולא יהיו בו ניצוצות פנימיים יצקתי אותו באפוקסי מיוחד לבידוד חשמלי.</w:t>
       </w:r>
       <w:r>
         <w:t xml:space="preserve"> </w:t>
@@ -4025,7 +3986,7 @@
                     </pic:cNvPicPr>
                   </pic:nvPicPr>
                   <pic:blipFill>
-                    <a:blip r:embed="rId14" cstate="print">
+                    <a:blip r:embed="rId16" cstate="print">
                       <a:extLst>
                         <a:ext uri="{28A0092B-C50C-407E-A947-70E740481C1C}">
                           <a14:useLocalDpi xmlns:a14="http://schemas.microsoft.com/office/drawing/2010/main" val="0"/>
@@ -4223,6 +4184,14 @@
         </w:rPr>
         <w:t> (סגור ללא הפעלת מתח, פתוח כאשר מספקים מתח) המיועד ללחץ גבוה של 80 בר (אטמוספרה) מחבר 1/4, מופעל במתח ישר 12 וולט כדוגמת מה שמוכרים כאן</w:t>
       </w:r>
+      <w:r>
+        <w:rPr>
+          <w:rFonts w:hint="cs"/>
+          <w:rtl/>
+          <w:lang w:val="en-US" w:bidi="he-IL"/>
+        </w:rPr>
+        <w:t>.</w:t>
+      </w:r>
     </w:p>
     <w:p>
       <w:pPr>
@@ -4240,7 +4209,7 @@
         </w:rPr>
         <w:t>-       </w:t>
       </w:r>
-      <w:hyperlink r:id="rId15" w:tooltip="https://aliexpress.com/item/1005005600098942.html" w:history="1">
+      <w:hyperlink r:id="rId17" w:tooltip="https://aliexpress.com/item/1005005600098942.html" w:history="1">
         <w:r>
           <w:rPr>
             <w:rStyle w:val="Hyperlink"/>
@@ -4279,7 +4248,7 @@
                     </pic:cNvPicPr>
                   </pic:nvPicPr>
                   <pic:blipFill>
-                    <a:blip r:embed="rId16">
+                    <a:blip r:embed="rId18">
                       <a:extLst>
                         <a:ext uri="{28A0092B-C50C-407E-A947-70E740481C1C}">
                           <a14:useLocalDpi xmlns:a14="http://schemas.microsoft.com/office/drawing/2010/main" val="0"/>
@@ -4400,6 +4369,14 @@
         </w:rPr>
         <w:t>כדי שיעמוד בלחץ הנוצר בפיצוץ</w:t>
       </w:r>
+      <w:r>
+        <w:rPr>
+          <w:rFonts w:hint="cs"/>
+          <w:rtl/>
+          <w:lang w:val="en-US" w:bidi="he-IL"/>
+        </w:rPr>
+        <w:t>.</w:t>
+      </w:r>
     </w:p>
     <w:p>
       <w:pPr>
@@ -4442,7 +4419,7 @@
                     </pic:cNvPicPr>
                   </pic:nvPicPr>
                   <pic:blipFill>
-                    <a:blip r:embed="rId17" cstate="print">
+                    <a:blip r:embed="rId19" cstate="print">
                       <a:extLst>
                         <a:ext uri="{28A0092B-C50C-407E-A947-70E740481C1C}">
                           <a14:useLocalDpi xmlns:a14="http://schemas.microsoft.com/office/drawing/2010/main" val="0"/>
@@ -4551,7 +4528,7 @@
                     <pic:cNvPicPr/>
                   </pic:nvPicPr>
                   <pic:blipFill>
-                    <a:blip r:embed="rId18">
+                    <a:blip r:embed="rId20">
                       <a:extLst>
                         <a:ext uri="{28A0092B-C50C-407E-A947-70E740481C1C}">
                           <a14:useLocalDpi xmlns:a14="http://schemas.microsoft.com/office/drawing/2010/main" val="0"/>
@@ -4607,7 +4584,7 @@
                     </pic:cNvPicPr>
                   </pic:nvPicPr>
                   <pic:blipFill>
-                    <a:blip r:embed="rId19" cstate="print">
+                    <a:blip r:embed="rId21" cstate="print">
                       <a:extLst>
                         <a:ext uri="{28A0092B-C50C-407E-A947-70E740481C1C}">
                           <a14:useLocalDpi xmlns:a14="http://schemas.microsoft.com/office/drawing/2010/main" val="0"/>
@@ -4903,7 +4880,7 @@
                     </pic:cNvPicPr>
                   </pic:nvPicPr>
                   <pic:blipFill rotWithShape="1">
-                    <a:blip r:embed="rId20" cstate="print">
+                    <a:blip r:embed="rId22" cstate="print">
                       <a:extLst>
                         <a:ext uri="{28A0092B-C50C-407E-A947-70E740481C1C}">
                           <a14:useLocalDpi xmlns:a14="http://schemas.microsoft.com/office/drawing/2010/main" val="0"/>
@@ -5086,6 +5063,7 @@
       </w:pPr>
     </w:p>
     <w:sectPr>
+      <w:footerReference w:type="default" r:id="rId23"/>
       <w:pgSz w:w="11906" w:h="16838"/>
       <w:pgMar w:top="1440" w:right="1440" w:bottom="1440" w:left="1440" w:header="720" w:footer="720" w:gutter="0"/>
       <w:cols w:space="720"/>
@@ -5093,6 +5071,106 @@
     </w:sectPr>
   </w:body>
 </w:document>
+</file>
+
+<file path=word/endnotes.xml><?xml version="1.0" encoding="utf-8"?>
+<w:endnotes xmlns:wpc="http://schemas.microsoft.com/office/word/2010/wordprocessingCanvas" xmlns:cx="http://schemas.microsoft.com/office/drawing/2014/chartex" xmlns:cx1="http://schemas.microsoft.com/office/drawing/2015/9/8/chartex" xmlns:cx2="http://schemas.microsoft.com/office/drawing/2015/10/21/chartex" xmlns:cx3="http://schemas.microsoft.com/office/drawing/2016/5/9/chartex" xmlns:cx4="http://schemas.microsoft.com/office/drawing/2016/5/10/chartex" xmlns:cx5="http://schemas.microsoft.com/office/drawing/2016/5/11/chartex" xmlns:cx6="http://schemas.microsoft.com/office/drawing/2016/5/12/chartex" xmlns:cx7="http://schemas.microsoft.com/office/drawing/2016/5/13/chartex" xmlns:cx8="http://schemas.microsoft.com/office/drawing/2016/5/14/chartex" xmlns:mc="http://schemas.openxmlformats.org/markup-compatibility/2006" xmlns:aink="http://schemas.microsoft.com/office/drawing/2016/ink" xmlns:am3d="http://schemas.microsoft.com/office/drawing/2017/model3d" xmlns:o="urn:schemas-microsoft-com:office:office" xmlns:r="http://schemas.openxmlformats.org/officeDocument/2006/relationships" xmlns:m="http://schemas.openxmlformats.org/officeDocument/2006/math" xmlns:v="urn:schemas-microsoft-com:vml" xmlns:wp14="http://schemas.microsoft.com/office/word/2010/wordprocessingDrawing" xmlns:wp="http://schemas.openxmlformats.org/drawingml/2006/wordprocessingDrawing" xmlns:w10="urn:schemas-microsoft-com:office:word" xmlns:w="http://schemas.openxmlformats.org/wordprocessingml/2006/main" xmlns:w14="http://schemas.microsoft.com/office/word/2010/wordml" xmlns:w15="http://schemas.microsoft.com/office/word/2012/wordml" xmlns:w16cex="http://schemas.microsoft.com/office/word/2018/wordml/cex" xmlns:w16cid="http://schemas.microsoft.com/office/word/2016/wordml/cid" xmlns:w16="http://schemas.microsoft.com/office/word/2018/wordml" xmlns:w16sdtdh="http://schemas.microsoft.com/office/word/2020/wordml/sdtdatahash" xmlns:w16se="http://schemas.microsoft.com/office/word/2015/wordml/symex" xmlns:wpg="http://schemas.microsoft.com/office/word/2010/wordprocessingGroup" xmlns:wpi="http://schemas.microsoft.com/office/word/2010/wordprocessingInk" xmlns:wne="http://schemas.microsoft.com/office/word/2006/wordml" xmlns:wps="http://schemas.microsoft.com/office/word/2010/wordprocessingShape" mc:Ignorable="w14 w15 w16se w16cid w16 w16cex w16sdtdh wp14">
+  <w:endnote w:type="separator" w:id="-1">
+    <w:p>
+      <w:pPr>
+        <w:spacing w:after="0" w:line="240" w:lineRule="auto"/>
+      </w:pPr>
+      <w:r>
+        <w:separator/>
+      </w:r>
+    </w:p>
+  </w:endnote>
+  <w:endnote w:type="continuationSeparator" w:id="0">
+    <w:p>
+      <w:pPr>
+        <w:spacing w:after="0" w:line="240" w:lineRule="auto"/>
+      </w:pPr>
+      <w:r>
+        <w:continuationSeparator/>
+      </w:r>
+    </w:p>
+  </w:endnote>
+</w:endnotes>
+</file>
+
+<file path=word/footer1.xml><?xml version="1.0" encoding="utf-8"?>
+<w:ftr xmlns:wpc="http://schemas.microsoft.com/office/word/2010/wordprocessingCanvas" xmlns:cx="http://schemas.microsoft.com/office/drawing/2014/chartex" xmlns:cx1="http://schemas.microsoft.com/office/drawing/2015/9/8/chartex" xmlns:cx2="http://schemas.microsoft.com/office/drawing/2015/10/21/chartex" xmlns:cx3="http://schemas.microsoft.com/office/drawing/2016/5/9/chartex" xmlns:cx4="http://schemas.microsoft.com/office/drawing/2016/5/10/chartex" xmlns:cx5="http://schemas.microsoft.com/office/drawing/2016/5/11/chartex" xmlns:cx6="http://schemas.microsoft.com/office/drawing/2016/5/12/chartex" xmlns:cx7="http://schemas.microsoft.com/office/drawing/2016/5/13/chartex" xmlns:cx8="http://schemas.microsoft.com/office/drawing/2016/5/14/chartex" xmlns:mc="http://schemas.openxmlformats.org/markup-compatibility/2006" xmlns:aink="http://schemas.microsoft.com/office/drawing/2016/ink" xmlns:am3d="http://schemas.microsoft.com/office/drawing/2017/model3d" xmlns:o="urn:schemas-microsoft-com:office:office" xmlns:r="http://schemas.openxmlformats.org/officeDocument/2006/relationships" xmlns:m="http://schemas.openxmlformats.org/officeDocument/2006/math" xmlns:v="urn:schemas-microsoft-com:vml" xmlns:wp14="http://schemas.microsoft.com/office/word/2010/wordprocessingDrawing" xmlns:wp="http://schemas.openxmlformats.org/drawingml/2006/wordprocessingDrawing" xmlns:w10="urn:schemas-microsoft-com:office:word" xmlns:w="http://schemas.openxmlformats.org/wordprocessingml/2006/main" xmlns:w14="http://schemas.microsoft.com/office/word/2010/wordml" xmlns:w15="http://schemas.microsoft.com/office/word/2012/wordml" xmlns:w16cex="http://schemas.microsoft.com/office/word/2018/wordml/cex" xmlns:w16cid="http://schemas.microsoft.com/office/word/2016/wordml/cid" xmlns:w16="http://schemas.microsoft.com/office/word/2018/wordml" xmlns:w16sdtdh="http://schemas.microsoft.com/office/word/2020/wordml/sdtdatahash" xmlns:w16se="http://schemas.microsoft.com/office/word/2015/wordml/symex" xmlns:wpg="http://schemas.microsoft.com/office/word/2010/wordprocessingGroup" xmlns:wpi="http://schemas.microsoft.com/office/word/2010/wordprocessingInk" xmlns:wne="http://schemas.microsoft.com/office/word/2006/wordml" xmlns:wps="http://schemas.microsoft.com/office/word/2010/wordprocessingShape" mc:Ignorable="w14 w15 w16se w16cid w16 w16cex w16sdtdh wp14">
+  <w:sdt>
+    <w:sdtPr>
+      <w:id w:val="-368144477"/>
+      <w:docPartObj>
+        <w:docPartGallery w:val="Page Numbers (Bottom of Page)"/>
+        <w:docPartUnique/>
+      </w:docPartObj>
+    </w:sdtPr>
+    <w:sdtEndPr/>
+    <w:sdtContent>
+      <w:p>
+        <w:pPr>
+          <w:pStyle w:val="Footer"/>
+          <w:jc w:val="center"/>
+        </w:pPr>
+        <w:r>
+          <w:fldChar w:fldCharType="begin"/>
+        </w:r>
+        <w:r>
+          <w:instrText>PAGE   \* MERGEFORMAT</w:instrText>
+        </w:r>
+        <w:r>
+          <w:fldChar w:fldCharType="separate"/>
+        </w:r>
+        <w:r>
+          <w:rPr>
+            <w:rtl/>
+            <w:lang w:val="he-IL" w:bidi="he-IL"/>
+          </w:rPr>
+          <w:t>2</w:t>
+        </w:r>
+        <w:r>
+          <w:fldChar w:fldCharType="end"/>
+        </w:r>
+      </w:p>
+    </w:sdtContent>
+  </w:sdt>
+  <w:p>
+    <w:pPr>
+      <w:pStyle w:val="Footer"/>
+      <w:rPr>
+        <w:lang w:val="en-US"/>
+      </w:rPr>
+    </w:pPr>
+  </w:p>
+</w:ftr>
+</file>
+
+<file path=word/footnotes.xml><?xml version="1.0" encoding="utf-8"?>
+<w:footnotes xmlns:wpc="http://schemas.microsoft.com/office/word/2010/wordprocessingCanvas" xmlns:cx="http://schemas.microsoft.com/office/drawing/2014/chartex" xmlns:cx1="http://schemas.microsoft.com/office/drawing/2015/9/8/chartex" xmlns:cx2="http://schemas.microsoft.com/office/drawing/2015/10/21/chartex" xmlns:cx3="http://schemas.microsoft.com/office/drawing/2016/5/9/chartex" xmlns:cx4="http://schemas.microsoft.com/office/drawing/2016/5/10/chartex" xmlns:cx5="http://schemas.microsoft.com/office/drawing/2016/5/11/chartex" xmlns:cx6="http://schemas.microsoft.com/office/drawing/2016/5/12/chartex" xmlns:cx7="http://schemas.microsoft.com/office/drawing/2016/5/13/chartex" xmlns:cx8="http://schemas.microsoft.com/office/drawing/2016/5/14/chartex" xmlns:mc="http://schemas.openxmlformats.org/markup-compatibility/2006" xmlns:aink="http://schemas.microsoft.com/office/drawing/2016/ink" xmlns:am3d="http://schemas.microsoft.com/office/drawing/2017/model3d" xmlns:o="urn:schemas-microsoft-com:office:office" xmlns:r="http://schemas.openxmlformats.org/officeDocument/2006/relationships" xmlns:m="http://schemas.openxmlformats.org/officeDocument/2006/math" xmlns:v="urn:schemas-microsoft-com:vml" xmlns:wp14="http://schemas.microsoft.com/office/word/2010/wordprocessingDrawing" xmlns:wp="http://schemas.openxmlformats.org/drawingml/2006/wordprocessingDrawing" xmlns:w10="urn:schemas-microsoft-com:office:word" xmlns:w="http://schemas.openxmlformats.org/wordprocessingml/2006/main" xmlns:w14="http://schemas.microsoft.com/office/word/2010/wordml" xmlns:w15="http://schemas.microsoft.com/office/word/2012/wordml" xmlns:w16cex="http://schemas.microsoft.com/office/word/2018/wordml/cex" xmlns:w16cid="http://schemas.microsoft.com/office/word/2016/wordml/cid" xmlns:w16="http://schemas.microsoft.com/office/word/2018/wordml" xmlns:w16sdtdh="http://schemas.microsoft.com/office/word/2020/wordml/sdtdatahash" xmlns:w16se="http://schemas.microsoft.com/office/word/2015/wordml/symex" xmlns:wpg="http://schemas.microsoft.com/office/word/2010/wordprocessingGroup" xmlns:wpi="http://schemas.microsoft.com/office/word/2010/wordprocessingInk" xmlns:wne="http://schemas.microsoft.com/office/word/2006/wordml" xmlns:wps="http://schemas.microsoft.com/office/word/2010/wordprocessingShape" mc:Ignorable="w14 w15 w16se w16cid w16 w16cex w16sdtdh wp14">
+  <w:footnote w:type="separator" w:id="-1">
+    <w:p>
+      <w:pPr>
+        <w:spacing w:after="0" w:line="240" w:lineRule="auto"/>
+      </w:pPr>
+      <w:r>
+        <w:separator/>
+      </w:r>
+    </w:p>
+  </w:footnote>
+  <w:footnote w:type="continuationSeparator" w:id="0">
+    <w:p>
+      <w:pPr>
+        <w:spacing w:after="0" w:line="240" w:lineRule="auto"/>
+      </w:pPr>
+      <w:r>
+        <w:continuationSeparator/>
+      </w:r>
+    </w:p>
+  </w:footnote>
+</w:footnotes>
 </file>
 
 <file path=word/numbering.xml><?xml version="1.0" encoding="utf-8"?>
@@ -7124,6 +7202,50 @@
       <w:lang w:val="en-US" w:bidi="he-IL"/>
     </w:rPr>
   </w:style>
+  <w:style w:type="paragraph" w:styleId="Header">
+    <w:name w:val="header"/>
+    <w:basedOn w:val="Normal"/>
+    <w:link w:val="HeaderChar"/>
+    <w:uiPriority w:val="99"/>
+    <w:unhideWhenUsed/>
+    <w:rsid w:val="00C80F2E"/>
+    <w:pPr>
+      <w:tabs>
+        <w:tab w:val="center" w:pos="4153"/>
+        <w:tab w:val="right" w:pos="8306"/>
+      </w:tabs>
+      <w:spacing w:after="0" w:line="240" w:lineRule="auto"/>
+    </w:pPr>
+  </w:style>
+  <w:style w:type="character" w:customStyle="1" w:styleId="HeaderChar">
+    <w:name w:val="Header Char"/>
+    <w:basedOn w:val="DefaultParagraphFont"/>
+    <w:link w:val="Header"/>
+    <w:uiPriority w:val="99"/>
+    <w:rsid w:val="00C80F2E"/>
+  </w:style>
+  <w:style w:type="paragraph" w:styleId="Footer">
+    <w:name w:val="footer"/>
+    <w:basedOn w:val="Normal"/>
+    <w:link w:val="FooterChar"/>
+    <w:uiPriority w:val="99"/>
+    <w:unhideWhenUsed/>
+    <w:rsid w:val="00C80F2E"/>
+    <w:pPr>
+      <w:tabs>
+        <w:tab w:val="center" w:pos="4153"/>
+        <w:tab w:val="right" w:pos="8306"/>
+      </w:tabs>
+      <w:spacing w:after="0" w:line="240" w:lineRule="auto"/>
+    </w:pPr>
+  </w:style>
+  <w:style w:type="character" w:customStyle="1" w:styleId="FooterChar">
+    <w:name w:val="Footer Char"/>
+    <w:basedOn w:val="DefaultParagraphFont"/>
+    <w:link w:val="Footer"/>
+    <w:uiPriority w:val="99"/>
+    <w:rsid w:val="00C80F2E"/>
+  </w:style>
 </w:styles>
 </file>
 

--- a/סיכום/מפרט טכני עדכני.docx
+++ b/סיכום/מפרט טכני עדכני.docx
@@ -5048,6 +5048,230 @@
           <w:lang w:val="en-US" w:bidi="he-IL"/>
         </w:rPr>
       </w:pPr>
+    </w:p>
+    <w:p>
+      <w:pPr>
+        <w:bidi/>
+        <w:rPr>
+          <w:rFonts w:asciiTheme="minorBidi" w:hAnsiTheme="minorBidi"/>
+          <w:b/>
+          <w:bCs/>
+          <w:u w:val="single"/>
+          <w:rtl/>
+          <w:lang w:val="en-US" w:bidi="he-IL"/>
+        </w:rPr>
+      </w:pPr>
+      <w:r>
+        <w:rPr>
+          <w:rFonts w:asciiTheme="minorBidi" w:hAnsiTheme="minorBidi" w:hint="cs"/>
+          <w:b/>
+          <w:bCs/>
+          <w:u w:val="single"/>
+          <w:rtl/>
+          <w:lang w:val="en-US" w:bidi="he-IL"/>
+        </w:rPr>
+        <w:t>עדכונים במוצג</w:t>
+      </w:r>
+    </w:p>
+    <w:p>
+      <w:pPr>
+        <w:bidi/>
+        <w:rPr>
+          <w:rFonts w:asciiTheme="minorBidi" w:hAnsiTheme="minorBidi"/>
+          <w:rtl/>
+          <w:lang w:val="en-US" w:bidi="he-IL"/>
+        </w:rPr>
+      </w:pPr>
+      <w:r>
+        <w:rPr>
+          <w:rFonts w:asciiTheme="minorBidi" w:hAnsiTheme="minorBidi" w:hint="cs"/>
+          <w:rtl/>
+          <w:lang w:val="en-US" w:bidi="he-IL"/>
+        </w:rPr>
+        <w:t>08/06/2026</w:t>
+      </w:r>
+    </w:p>
+    <w:p>
+      <w:pPr>
+        <w:bidi/>
+        <w:rPr>
+          <w:rFonts w:asciiTheme="minorBidi" w:hAnsiTheme="minorBidi"/>
+          <w:rtl/>
+          <w:lang w:val="en-US" w:bidi="he-IL"/>
+        </w:rPr>
+      </w:pPr>
+      <w:r>
+        <w:rPr>
+          <w:rFonts w:asciiTheme="minorBidi" w:hAnsiTheme="minorBidi" w:hint="cs"/>
+          <w:rtl/>
+          <w:lang w:val="en-US" w:bidi="he-IL"/>
+        </w:rPr>
+        <w:t xml:space="preserve">בוצעו עדכונים בקובץ </w:t>
+      </w:r>
+      <w:r>
+        <w:rPr>
+          <w:rFonts w:asciiTheme="minorBidi" w:hAnsiTheme="minorBidi"/>
+          <w:lang w:val="en-US" w:bidi="he-IL"/>
+        </w:rPr>
+        <w:t>main_with_aound.py</w:t>
+      </w:r>
+      <w:r>
+        <w:rPr>
+          <w:rFonts w:asciiTheme="minorBidi" w:hAnsiTheme="minorBidi" w:hint="cs"/>
+          <w:rtl/>
+          <w:lang w:val="en-US" w:bidi="he-IL"/>
+        </w:rPr>
+        <w:t xml:space="preserve"> בשורות 117, 124 על מנת שיוריד לקובץ לוגים גם את הערכים של </w:t>
+      </w:r>
+      <w:r>
+        <w:rPr>
+          <w:rFonts w:asciiTheme="minorBidi" w:hAnsiTheme="minorBidi"/>
+          <w:lang w:val="en-US" w:bidi="he-IL"/>
+        </w:rPr>
+        <w:t>charge</w:t>
+      </w:r>
+      <w:r>
+        <w:rPr>
+          <w:rFonts w:asciiTheme="minorBidi" w:hAnsiTheme="minorBidi" w:hint="cs"/>
+          <w:rtl/>
+          <w:lang w:val="en-US" w:bidi="he-IL"/>
+        </w:rPr>
+        <w:t xml:space="preserve"> באותו רגע כדי לבצע התאמות בעתיד עבור הערך שנמצא בקוד ארדואינו בקובץ קבועים:</w:t>
+      </w:r>
+    </w:p>
+    <w:p>
+      <w:pPr>
+        <w:shd w:val="clear" w:color="auto" w:fill="FFFFFF"/>
+        <w:spacing w:after="0" w:line="285" w:lineRule="atLeast"/>
+        <w:rPr>
+          <w:rFonts w:ascii="Consolas" w:eastAsia="Times New Roman" w:hAnsi="Consolas" w:cs="Times New Roman"/>
+          <w:color w:val="202020"/>
+          <w:sz w:val="21"/>
+          <w:szCs w:val="21"/>
+          <w:lang w:val="en-US" w:bidi="he-IL"/>
+        </w:rPr>
+      </w:pPr>
+      <w:r>
+        <w:rPr>
+          <w:rFonts w:ascii="Consolas" w:eastAsia="Times New Roman" w:hAnsi="Consolas" w:cs="Times New Roman"/>
+          <w:color w:val="0000FF"/>
+          <w:sz w:val="21"/>
+          <w:szCs w:val="21"/>
+          <w:lang w:val="en-US" w:bidi="he-IL"/>
+        </w:rPr>
+        <w:t>const</w:t>
+      </w:r>
+      <w:r>
+        <w:rPr>
+          <w:rFonts w:ascii="Consolas" w:eastAsia="Times New Roman" w:hAnsi="Consolas" w:cs="Times New Roman"/>
+          <w:color w:val="202020"/>
+          <w:sz w:val="21"/>
+          <w:szCs w:val="21"/>
+          <w:lang w:val="en-US" w:bidi="he-IL"/>
+        </w:rPr>
+        <w:t xml:space="preserve"> </w:t>
+      </w:r>
+      <w:r>
+        <w:rPr>
+          <w:rFonts w:ascii="Consolas" w:eastAsia="Times New Roman" w:hAnsi="Consolas" w:cs="Times New Roman"/>
+          <w:color w:val="CF222E"/>
+          <w:sz w:val="21"/>
+          <w:szCs w:val="21"/>
+          <w:lang w:val="en-US" w:bidi="he-IL"/>
+        </w:rPr>
+        <w:t>float</w:t>
+      </w:r>
+      <w:r>
+        <w:rPr>
+          <w:rFonts w:ascii="Consolas" w:eastAsia="Times New Roman" w:hAnsi="Consolas" w:cs="Times New Roman"/>
+          <w:color w:val="202020"/>
+          <w:sz w:val="21"/>
+          <w:szCs w:val="21"/>
+          <w:lang w:val="en-US" w:bidi="he-IL"/>
+        </w:rPr>
+        <w:t xml:space="preserve"> AUTO_EXPLOSION_THRESHOLD </w:t>
+      </w:r>
+      <w:r>
+        <w:rPr>
+          <w:rFonts w:ascii="Consolas" w:eastAsia="Times New Roman" w:hAnsi="Consolas" w:cs="Times New Roman"/>
+          <w:color w:val="000000"/>
+          <w:sz w:val="21"/>
+          <w:szCs w:val="21"/>
+          <w:lang w:val="en-US" w:bidi="he-IL"/>
+        </w:rPr>
+        <w:t>=</w:t>
+      </w:r>
+      <w:r>
+        <w:rPr>
+          <w:rFonts w:ascii="Consolas" w:eastAsia="Times New Roman" w:hAnsi="Consolas" w:cs="Times New Roman"/>
+          <w:color w:val="202020"/>
+          <w:sz w:val="21"/>
+          <w:szCs w:val="21"/>
+          <w:lang w:val="en-US" w:bidi="he-IL"/>
+        </w:rPr>
+        <w:t xml:space="preserve"> </w:t>
+      </w:r>
+      <w:r>
+        <w:rPr>
+          <w:rFonts w:ascii="Consolas" w:eastAsia="Times New Roman" w:hAnsi="Consolas" w:cs="Times New Roman"/>
+          <w:color w:val="098658"/>
+          <w:sz w:val="21"/>
+          <w:szCs w:val="21"/>
+          <w:lang w:val="en-US" w:bidi="he-IL"/>
+        </w:rPr>
+        <w:t>70</w:t>
+      </w:r>
+      <w:r>
+        <w:rPr>
+          <w:rFonts w:ascii="Consolas" w:eastAsia="Times New Roman" w:hAnsi="Consolas" w:cs="Times New Roman"/>
+          <w:color w:val="202020"/>
+          <w:sz w:val="21"/>
+          <w:szCs w:val="21"/>
+          <w:lang w:val="en-US" w:bidi="he-IL"/>
+        </w:rPr>
+        <w:t>;</w:t>
+      </w:r>
+      <w:r>
+        <w:rPr>
+          <w:rFonts w:ascii="Consolas" w:eastAsia="Times New Roman" w:hAnsi="Consolas" w:cs="Times New Roman"/>
+          <w:color w:val="6E7781"/>
+          <w:sz w:val="21"/>
+          <w:szCs w:val="21"/>
+          <w:lang w:val="en-US" w:bidi="he-IL"/>
+        </w:rPr>
+        <w:t xml:space="preserve"> // absolute max charge for auto explosion</w:t>
+      </w:r>
+    </w:p>
+    <w:p>
+      <w:pPr>
+        <w:shd w:val="clear" w:color="auto" w:fill="FFFFFF"/>
+        <w:spacing w:after="0" w:line="285" w:lineRule="atLeast"/>
+        <w:rPr>
+          <w:rFonts w:ascii="Consolas" w:eastAsia="Times New Roman" w:hAnsi="Consolas" w:cs="Times New Roman"/>
+          <w:color w:val="202020"/>
+          <w:sz w:val="21"/>
+          <w:szCs w:val="21"/>
+          <w:lang w:val="en-US" w:bidi="he-IL"/>
+        </w:rPr>
+      </w:pPr>
+    </w:p>
+    <w:p>
+      <w:pPr>
+        <w:bidi/>
+        <w:rPr>
+          <w:rFonts w:asciiTheme="minorBidi" w:hAnsiTheme="minorBidi" w:hint="cs"/>
+          <w:rtl/>
+          <w:lang w:val="en-US" w:bidi="he-IL"/>
+        </w:rPr>
+      </w:pPr>
+      <w:r>
+        <w:rPr>
+          <w:rFonts w:asciiTheme="minorBidi" w:hAnsiTheme="minorBidi" w:hint="cs"/>
+          <w:rtl/>
+          <w:lang w:val="en-US" w:bidi="he-IL"/>
+        </w:rPr>
+        <w:t>כדי למנוע מצבים עתידיים שהפיצוץ יותר מדי חזק ושתהיה אינדיקציה אם המבקר ממשיך לסובב גם אחרי הסאונד.</w:t>
+      </w:r>
     </w:p>
     <w:p>
       <w:pPr>
